--- a/mps-nivel-c/oficial/04_registros/AASP_CNJ/REV-AASPCNJ01-001_Registro-de-Revisao-por-Pares.docx
+++ b/mps-nivel-c/oficial/04_registros/AASP_CNJ/REV-AASPCNJ01-001_Registro-de-Revisao-por-Pares.docx
@@ -574,7 +574,7 @@
                 <w:i w:val="0"/>
                 <w:sz w:val="20"/>
               </w:rPr>
-              <w:t>Raony / Levi</w:t>
+              <w:t>Raony Chagas / Levi Santos</w:t>
             </w:r>
           </w:p>
         </w:tc>

--- a/mps-nivel-c/oficial/04_registros/AASP_CNJ/REV-AASPCNJ01-001_Registro-de-Revisao-por-Pares.docx
+++ b/mps-nivel-c/oficial/04_registros/AASP_CNJ/REV-AASPCNJ01-001_Registro-de-Revisao-por-Pares.docx
@@ -574,7 +574,7 @@
                 <w:i w:val="0"/>
                 <w:sz w:val="20"/>
               </w:rPr>
-              <w:t>Raony Chagas / Levi Santos</w:t>
+              <w:t>Raony Chagas / Renan Kiyoshi</w:t>
             </w:r>
           </w:p>
         </w:tc>
@@ -1593,6 +1593,144 @@
         </w:pBdr>
       </w:pPr>
       <w:r>
+        <w:t>Evidências</w:t>
+      </w:r>
+    </w:p>
+    <w:p>
+      <w:pPr>
+        <w:pStyle w:val="ListBullet"/>
+        <w:spacing w:before="20" w:after="40"/>
+      </w:pPr>
+      <w:r>
+        <w:rPr>
+          <w:rFonts w:ascii="Courier New" w:hAnsi="Courier New"/>
+          <w:b w:val="0"/>
+          <w:i w:val="0"/>
+          <w:color w:val="333333"/>
+          <w:sz w:val="20"/>
+        </w:rPr>
+        <w:t>devops_cnj_prs.png</w:t>
+      </w:r>
+      <w:r>
+        <w:rPr>
+          <w:rFonts w:ascii="Calibri" w:hAnsi="Calibri"/>
+          <w:b w:val="0"/>
+          <w:i w:val="0"/>
+          <w:sz w:val="22"/>
+        </w:rPr>
+        <w:t xml:space="preserve"> — Pull Requests concluídos (code review)</w:t>
+      </w:r>
+    </w:p>
+    <w:p>
+      <w:pPr>
+        <w:pStyle w:val="ListBullet"/>
+        <w:spacing w:before="20" w:after="40"/>
+      </w:pPr>
+      <w:r>
+        <w:rPr>
+          <w:rFonts w:ascii="Courier New" w:hAnsi="Courier New"/>
+          <w:b w:val="0"/>
+          <w:i w:val="0"/>
+          <w:color w:val="333333"/>
+          <w:sz w:val="20"/>
+        </w:rPr>
+        <w:t>devops_cnj_pr_detail_1.png</w:t>
+      </w:r>
+      <w:r>
+        <w:rPr>
+          <w:rFonts w:ascii="Calibri" w:hAnsi="Calibri"/>
+          <w:b w:val="0"/>
+          <w:i w:val="0"/>
+          <w:sz w:val="22"/>
+        </w:rPr>
+        <w:t xml:space="preserve"> — Detalhe de Pull Request aprovado (1)</w:t>
+      </w:r>
+    </w:p>
+    <w:p>
+      <w:pPr>
+        <w:pStyle w:val="ListBullet"/>
+        <w:spacing w:before="20" w:after="40"/>
+      </w:pPr>
+      <w:r>
+        <w:rPr>
+          <w:rFonts w:ascii="Courier New" w:hAnsi="Courier New"/>
+          <w:b w:val="0"/>
+          <w:i w:val="0"/>
+          <w:color w:val="333333"/>
+          <w:sz w:val="20"/>
+        </w:rPr>
+        <w:t>devops_cnj_pr_detail_2.png</w:t>
+      </w:r>
+      <w:r>
+        <w:rPr>
+          <w:rFonts w:ascii="Calibri" w:hAnsi="Calibri"/>
+          <w:b w:val="0"/>
+          <w:i w:val="0"/>
+          <w:sz w:val="22"/>
+        </w:rPr>
+        <w:t xml:space="preserve"> — Detalhe de Pull Request aprovado (2)</w:t>
+      </w:r>
+    </w:p>
+    <w:p>
+      <w:pPr>
+        <w:pStyle w:val="ListBullet"/>
+        <w:spacing w:before="20" w:after="40"/>
+      </w:pPr>
+      <w:r>
+        <w:rPr>
+          <w:rFonts w:ascii="Courier New" w:hAnsi="Courier New"/>
+          <w:b w:val="0"/>
+          <w:i w:val="0"/>
+          <w:color w:val="333333"/>
+          <w:sz w:val="20"/>
+        </w:rPr>
+        <w:t>gco-pr-aprovado-1.png</w:t>
+      </w:r>
+      <w:r>
+        <w:rPr>
+          <w:rFonts w:ascii="Calibri" w:hAnsi="Calibri"/>
+          <w:b w:val="0"/>
+          <w:i w:val="0"/>
+          <w:sz w:val="22"/>
+        </w:rPr>
+        <w:t xml:space="preserve"> — PR aprovado pelo revisor (1)</w:t>
+      </w:r>
+    </w:p>
+    <w:p>
+      <w:pPr>
+        <w:pStyle w:val="ListBullet"/>
+        <w:spacing w:before="20" w:after="40"/>
+      </w:pPr>
+      <w:r>
+        <w:rPr>
+          <w:rFonts w:ascii="Courier New" w:hAnsi="Courier New"/>
+          <w:b w:val="0"/>
+          <w:i w:val="0"/>
+          <w:color w:val="333333"/>
+          <w:sz w:val="20"/>
+        </w:rPr>
+        <w:t>gco-pr-aprovado-2.png</w:t>
+      </w:r>
+      <w:r>
+        <w:rPr>
+          <w:rFonts w:ascii="Calibri" w:hAnsi="Calibri"/>
+          <w:b w:val="0"/>
+          <w:i w:val="0"/>
+          <w:sz w:val="22"/>
+        </w:rPr>
+        <w:t xml:space="preserve"> — PR aprovado pelo revisor (2)</w:t>
+      </w:r>
+    </w:p>
+    <w:p>
+      <w:pPr>
+        <w:pStyle w:val="Heading1"/>
+        <w:keepNext/>
+        <w:keepLines/>
+        <w:pBdr>
+          <w:bottom w:val="single" w:sz="4" w:space="2" w:color="D6E4F0"/>
+        </w:pBdr>
+      </w:pPr>
+      <w:r>
         <w:t>Histórico de revisões</w:t>
       </w:r>
     </w:p>
@@ -1835,6 +1973,219 @@
       <w:pPr>
         <w:spacing w:before="0" w:after="160"/>
       </w:pPr>
+    </w:p>
+    <w:p>
+      <w:pPr>
+        <w:pStyle w:val="Heading1"/>
+      </w:pPr>
+      <w:r>
+        <w:t>Evidências (anexos)</w:t>
+      </w:r>
+    </w:p>
+    <w:p>
+      <w:r>
+        <w:t>Pull Requests concluídos (code review)</w:t>
+      </w:r>
+    </w:p>
+    <w:p>
+      <w:r>
+        <w:drawing>
+          <wp:inline xmlns:a="http://schemas.openxmlformats.org/drawingml/2006/main" xmlns:pic="http://schemas.openxmlformats.org/drawingml/2006/picture">
+            <wp:extent cx="5400000" cy="3278571"/>
+            <wp:docPr id="1" name="Picture 1"/>
+            <wp:cNvGraphicFramePr>
+              <a:graphicFrameLocks noChangeAspect="1"/>
+            </wp:cNvGraphicFramePr>
+            <a:graphic>
+              <a:graphicData uri="http://schemas.openxmlformats.org/drawingml/2006/picture">
+                <pic:pic>
+                  <pic:nvPicPr>
+                    <pic:cNvPr id="0" name="devops_cnj_prs.png"/>
+                    <pic:cNvPicPr/>
+                  </pic:nvPicPr>
+                  <pic:blipFill>
+                    <a:blip r:embed="rId13"/>
+                    <a:stretch>
+                      <a:fillRect/>
+                    </a:stretch>
+                  </pic:blipFill>
+                  <pic:spPr>
+                    <a:xfrm>
+                      <a:off x="0" y="0"/>
+                      <a:ext cx="5400000" cy="3278571"/>
+                    </a:xfrm>
+                    <a:prstGeom prst="rect"/>
+                  </pic:spPr>
+                </pic:pic>
+              </a:graphicData>
+            </a:graphic>
+          </wp:inline>
+        </w:drawing>
+      </w:r>
+    </w:p>
+    <w:p>
+      <w:r>
+        <w:t>Detalhe de Pull Request aprovado (1)</w:t>
+      </w:r>
+    </w:p>
+    <w:p>
+      <w:r>
+        <w:drawing>
+          <wp:inline xmlns:a="http://schemas.openxmlformats.org/drawingml/2006/main" xmlns:pic="http://schemas.openxmlformats.org/drawingml/2006/picture">
+            <wp:extent cx="5400000" cy="3278571"/>
+            <wp:docPr id="2" name="Picture 2"/>
+            <wp:cNvGraphicFramePr>
+              <a:graphicFrameLocks noChangeAspect="1"/>
+            </wp:cNvGraphicFramePr>
+            <a:graphic>
+              <a:graphicData uri="http://schemas.openxmlformats.org/drawingml/2006/picture">
+                <pic:pic>
+                  <pic:nvPicPr>
+                    <pic:cNvPr id="0" name="devops_cnj_pr_detail_1.png"/>
+                    <pic:cNvPicPr/>
+                  </pic:nvPicPr>
+                  <pic:blipFill>
+                    <a:blip r:embed="rId14"/>
+                    <a:stretch>
+                      <a:fillRect/>
+                    </a:stretch>
+                  </pic:blipFill>
+                  <pic:spPr>
+                    <a:xfrm>
+                      <a:off x="0" y="0"/>
+                      <a:ext cx="5400000" cy="3278571"/>
+                    </a:xfrm>
+                    <a:prstGeom prst="rect"/>
+                  </pic:spPr>
+                </pic:pic>
+              </a:graphicData>
+            </a:graphic>
+          </wp:inline>
+        </w:drawing>
+      </w:r>
+    </w:p>
+    <w:p>
+      <w:r>
+        <w:t>Detalhe de Pull Request aprovado (2)</w:t>
+      </w:r>
+    </w:p>
+    <w:p>
+      <w:r>
+        <w:drawing>
+          <wp:inline xmlns:a="http://schemas.openxmlformats.org/drawingml/2006/main" xmlns:pic="http://schemas.openxmlformats.org/drawingml/2006/picture">
+            <wp:extent cx="5400000" cy="3278571"/>
+            <wp:docPr id="3" name="Picture 3"/>
+            <wp:cNvGraphicFramePr>
+              <a:graphicFrameLocks noChangeAspect="1"/>
+            </wp:cNvGraphicFramePr>
+            <a:graphic>
+              <a:graphicData uri="http://schemas.openxmlformats.org/drawingml/2006/picture">
+                <pic:pic>
+                  <pic:nvPicPr>
+                    <pic:cNvPr id="0" name="devops_cnj_pr_detail_2.png"/>
+                    <pic:cNvPicPr/>
+                  </pic:nvPicPr>
+                  <pic:blipFill>
+                    <a:blip r:embed="rId15"/>
+                    <a:stretch>
+                      <a:fillRect/>
+                    </a:stretch>
+                  </pic:blipFill>
+                  <pic:spPr>
+                    <a:xfrm>
+                      <a:off x="0" y="0"/>
+                      <a:ext cx="5400000" cy="3278571"/>
+                    </a:xfrm>
+                    <a:prstGeom prst="rect"/>
+                  </pic:spPr>
+                </pic:pic>
+              </a:graphicData>
+            </a:graphic>
+          </wp:inline>
+        </w:drawing>
+      </w:r>
+    </w:p>
+    <w:p>
+      <w:r>
+        <w:t>PR aprovado pelo revisor (1)</w:t>
+      </w:r>
+    </w:p>
+    <w:p>
+      <w:r>
+        <w:drawing>
+          <wp:inline xmlns:a="http://schemas.openxmlformats.org/drawingml/2006/main" xmlns:pic="http://schemas.openxmlformats.org/drawingml/2006/picture">
+            <wp:extent cx="5400000" cy="2787787"/>
+            <wp:docPr id="4" name="Picture 4"/>
+            <wp:cNvGraphicFramePr>
+              <a:graphicFrameLocks noChangeAspect="1"/>
+            </wp:cNvGraphicFramePr>
+            <a:graphic>
+              <a:graphicData uri="http://schemas.openxmlformats.org/drawingml/2006/picture">
+                <pic:pic>
+                  <pic:nvPicPr>
+                    <pic:cNvPr id="0" name="gco-pr-aprovado-1.png"/>
+                    <pic:cNvPicPr/>
+                  </pic:nvPicPr>
+                  <pic:blipFill>
+                    <a:blip r:embed="rId16"/>
+                    <a:stretch>
+                      <a:fillRect/>
+                    </a:stretch>
+                  </pic:blipFill>
+                  <pic:spPr>
+                    <a:xfrm>
+                      <a:off x="0" y="0"/>
+                      <a:ext cx="5400000" cy="2787787"/>
+                    </a:xfrm>
+                    <a:prstGeom prst="rect"/>
+                  </pic:spPr>
+                </pic:pic>
+              </a:graphicData>
+            </a:graphic>
+          </wp:inline>
+        </w:drawing>
+      </w:r>
+    </w:p>
+    <w:p>
+      <w:r>
+        <w:t>PR aprovado pelo revisor (2)</w:t>
+      </w:r>
+    </w:p>
+    <w:p>
+      <w:r>
+        <w:drawing>
+          <wp:inline xmlns:a="http://schemas.openxmlformats.org/drawingml/2006/main" xmlns:pic="http://schemas.openxmlformats.org/drawingml/2006/picture">
+            <wp:extent cx="5400000" cy="2908353"/>
+            <wp:docPr id="5" name="Picture 5"/>
+            <wp:cNvGraphicFramePr>
+              <a:graphicFrameLocks noChangeAspect="1"/>
+            </wp:cNvGraphicFramePr>
+            <a:graphic>
+              <a:graphicData uri="http://schemas.openxmlformats.org/drawingml/2006/picture">
+                <pic:pic>
+                  <pic:nvPicPr>
+                    <pic:cNvPr id="0" name="gco-pr-aprovado-2.png"/>
+                    <pic:cNvPicPr/>
+                  </pic:nvPicPr>
+                  <pic:blipFill>
+                    <a:blip r:embed="rId17"/>
+                    <a:stretch>
+                      <a:fillRect/>
+                    </a:stretch>
+                  </pic:blipFill>
+                  <pic:spPr>
+                    <a:xfrm>
+                      <a:off x="0" y="0"/>
+                      <a:ext cx="5400000" cy="2908353"/>
+                    </a:xfrm>
+                    <a:prstGeom prst="rect"/>
+                  </pic:spPr>
+                </pic:pic>
+              </a:graphicData>
+            </a:graphic>
+          </wp:inline>
+        </w:drawing>
+      </w:r>
     </w:p>
     <w:sectPr>
       <w:headerReference w:type="default" r:id="rId9"/>

--- a/mps-nivel-c/oficial/04_registros/AASP_CNJ/REV-AASPCNJ01-001_Registro-de-Revisao-por-Pares.docx
+++ b/mps-nivel-c/oficial/04_registros/AASP_CNJ/REV-AASPCNJ01-001_Registro-de-Revisao-por-Pares.docx
@@ -574,7 +574,7 @@
                 <w:i w:val="0"/>
                 <w:sz w:val="20"/>
               </w:rPr>
-              <w:t>Raony Chagas / Renan Kiyoshi</w:t>
+              <w:t>Raony Chagas / Mateus Veloso</w:t>
             </w:r>
           </w:p>
         </w:tc>

--- a/mps-nivel-c/oficial/04_registros/AASP_CNJ/REV-AASPCNJ01-001_Registro-de-Revisao-por-Pares.docx
+++ b/mps-nivel-c/oficial/04_registros/AASP_CNJ/REV-AASPCNJ01-001_Registro-de-Revisao-por-Pares.docx
@@ -34,7 +34,7 @@
           <w:color w:val="555555"/>
           <w:sz w:val="20"/>
         </w:rPr>
-        <w:t>Fase   ·   Versão Data   ·   11/06/2026   ·   Timeware Brasil</w:t>
+        <w:t>REV-AASPCNJ01-001   ·   Versão 1.0   ·   11/06/2026   ·   Timeware Brasil</w:t>
       </w:r>
     </w:p>
     <w:p>

--- a/mps-nivel-c/oficial/04_registros/AASP_CNJ/REV-AASPCNJ01-001_Registro-de-Revisao-por-Pares.docx
+++ b/mps-nivel-c/oficial/04_registros/AASP_CNJ/REV-AASPCNJ01-001_Registro-de-Revisao-por-Pares.docx
@@ -34,7 +34,7 @@
           <w:color w:val="555555"/>
           <w:sz w:val="20"/>
         </w:rPr>
-        <w:t>Fase   ·   Versão Data   ·   11/06/2026   ·   Timeware Brasil</w:t>
+        <w:t>REV-AASPCNJ01-001   ·   Versão 1.0   ·   11/06/2026   ·   Timeware Brasil</w:t>
       </w:r>
     </w:p>
     <w:p>
@@ -574,7 +574,7 @@
                 <w:i w:val="0"/>
                 <w:sz w:val="20"/>
               </w:rPr>
-              <w:t>Raony Chagas / Levi Santos</w:t>
+              <w:t>Raony Chagas / Mateus Veloso</w:t>
             </w:r>
           </w:p>
         </w:tc>
@@ -1593,6 +1593,144 @@
         </w:pBdr>
       </w:pPr>
       <w:r>
+        <w:t>Evidências</w:t>
+      </w:r>
+    </w:p>
+    <w:p>
+      <w:pPr>
+        <w:pStyle w:val="ListBullet"/>
+        <w:spacing w:before="20" w:after="40"/>
+      </w:pPr>
+      <w:r>
+        <w:rPr>
+          <w:rFonts w:ascii="Courier New" w:hAnsi="Courier New"/>
+          <w:b w:val="0"/>
+          <w:i w:val="0"/>
+          <w:color w:val="333333"/>
+          <w:sz w:val="20"/>
+        </w:rPr>
+        <w:t>devops_cnj_prs.png</w:t>
+      </w:r>
+      <w:r>
+        <w:rPr>
+          <w:rFonts w:ascii="Calibri" w:hAnsi="Calibri"/>
+          <w:b w:val="0"/>
+          <w:i w:val="0"/>
+          <w:sz w:val="22"/>
+        </w:rPr>
+        <w:t xml:space="preserve"> — Pull Requests concluídos (code review)</w:t>
+      </w:r>
+    </w:p>
+    <w:p>
+      <w:pPr>
+        <w:pStyle w:val="ListBullet"/>
+        <w:spacing w:before="20" w:after="40"/>
+      </w:pPr>
+      <w:r>
+        <w:rPr>
+          <w:rFonts w:ascii="Courier New" w:hAnsi="Courier New"/>
+          <w:b w:val="0"/>
+          <w:i w:val="0"/>
+          <w:color w:val="333333"/>
+          <w:sz w:val="20"/>
+        </w:rPr>
+        <w:t>devops_cnj_pr_detail_1.png</w:t>
+      </w:r>
+      <w:r>
+        <w:rPr>
+          <w:rFonts w:ascii="Calibri" w:hAnsi="Calibri"/>
+          <w:b w:val="0"/>
+          <w:i w:val="0"/>
+          <w:sz w:val="22"/>
+        </w:rPr>
+        <w:t xml:space="preserve"> — Detalhe de Pull Request aprovado (1)</w:t>
+      </w:r>
+    </w:p>
+    <w:p>
+      <w:pPr>
+        <w:pStyle w:val="ListBullet"/>
+        <w:spacing w:before="20" w:after="40"/>
+      </w:pPr>
+      <w:r>
+        <w:rPr>
+          <w:rFonts w:ascii="Courier New" w:hAnsi="Courier New"/>
+          <w:b w:val="0"/>
+          <w:i w:val="0"/>
+          <w:color w:val="333333"/>
+          <w:sz w:val="20"/>
+        </w:rPr>
+        <w:t>devops_cnj_pr_detail_2.png</w:t>
+      </w:r>
+      <w:r>
+        <w:rPr>
+          <w:rFonts w:ascii="Calibri" w:hAnsi="Calibri"/>
+          <w:b w:val="0"/>
+          <w:i w:val="0"/>
+          <w:sz w:val="22"/>
+        </w:rPr>
+        <w:t xml:space="preserve"> — Detalhe de Pull Request aprovado (2)</w:t>
+      </w:r>
+    </w:p>
+    <w:p>
+      <w:pPr>
+        <w:pStyle w:val="ListBullet"/>
+        <w:spacing w:before="20" w:after="40"/>
+      </w:pPr>
+      <w:r>
+        <w:rPr>
+          <w:rFonts w:ascii="Courier New" w:hAnsi="Courier New"/>
+          <w:b w:val="0"/>
+          <w:i w:val="0"/>
+          <w:color w:val="333333"/>
+          <w:sz w:val="20"/>
+        </w:rPr>
+        <w:t>gco-pr-aprovado-1.png</w:t>
+      </w:r>
+      <w:r>
+        <w:rPr>
+          <w:rFonts w:ascii="Calibri" w:hAnsi="Calibri"/>
+          <w:b w:val="0"/>
+          <w:i w:val="0"/>
+          <w:sz w:val="22"/>
+        </w:rPr>
+        <w:t xml:space="preserve"> — PR aprovado pelo revisor (1)</w:t>
+      </w:r>
+    </w:p>
+    <w:p>
+      <w:pPr>
+        <w:pStyle w:val="ListBullet"/>
+        <w:spacing w:before="20" w:after="40"/>
+      </w:pPr>
+      <w:r>
+        <w:rPr>
+          <w:rFonts w:ascii="Courier New" w:hAnsi="Courier New"/>
+          <w:b w:val="0"/>
+          <w:i w:val="0"/>
+          <w:color w:val="333333"/>
+          <w:sz w:val="20"/>
+        </w:rPr>
+        <w:t>gco-pr-aprovado-2.png</w:t>
+      </w:r>
+      <w:r>
+        <w:rPr>
+          <w:rFonts w:ascii="Calibri" w:hAnsi="Calibri"/>
+          <w:b w:val="0"/>
+          <w:i w:val="0"/>
+          <w:sz w:val="22"/>
+        </w:rPr>
+        <w:t xml:space="preserve"> — PR aprovado pelo revisor (2)</w:t>
+      </w:r>
+    </w:p>
+    <w:p>
+      <w:pPr>
+        <w:pStyle w:val="Heading1"/>
+        <w:keepNext/>
+        <w:keepLines/>
+        <w:pBdr>
+          <w:bottom w:val="single" w:sz="4" w:space="2" w:color="D6E4F0"/>
+        </w:pBdr>
+      </w:pPr>
+      <w:r>
         <w:t>Histórico de revisões</w:t>
       </w:r>
     </w:p>
@@ -1835,6 +1973,219 @@
       <w:pPr>
         <w:spacing w:before="0" w:after="160"/>
       </w:pPr>
+    </w:p>
+    <w:p>
+      <w:pPr>
+        <w:pStyle w:val="Heading1"/>
+      </w:pPr>
+      <w:r>
+        <w:t>Evidências (anexos)</w:t>
+      </w:r>
+    </w:p>
+    <w:p>
+      <w:r>
+        <w:t>Pull Requests concluídos (code review)</w:t>
+      </w:r>
+    </w:p>
+    <w:p>
+      <w:r>
+        <w:drawing>
+          <wp:inline xmlns:a="http://schemas.openxmlformats.org/drawingml/2006/main" xmlns:pic="http://schemas.openxmlformats.org/drawingml/2006/picture">
+            <wp:extent cx="5400000" cy="3278571"/>
+            <wp:docPr id="1" name="Picture 1"/>
+            <wp:cNvGraphicFramePr>
+              <a:graphicFrameLocks noChangeAspect="1"/>
+            </wp:cNvGraphicFramePr>
+            <a:graphic>
+              <a:graphicData uri="http://schemas.openxmlformats.org/drawingml/2006/picture">
+                <pic:pic>
+                  <pic:nvPicPr>
+                    <pic:cNvPr id="0" name="devops_cnj_prs.png"/>
+                    <pic:cNvPicPr/>
+                  </pic:nvPicPr>
+                  <pic:blipFill>
+                    <a:blip r:embed="rId13"/>
+                    <a:stretch>
+                      <a:fillRect/>
+                    </a:stretch>
+                  </pic:blipFill>
+                  <pic:spPr>
+                    <a:xfrm>
+                      <a:off x="0" y="0"/>
+                      <a:ext cx="5400000" cy="3278571"/>
+                    </a:xfrm>
+                    <a:prstGeom prst="rect"/>
+                  </pic:spPr>
+                </pic:pic>
+              </a:graphicData>
+            </a:graphic>
+          </wp:inline>
+        </w:drawing>
+      </w:r>
+    </w:p>
+    <w:p>
+      <w:r>
+        <w:t>Detalhe de Pull Request aprovado (1)</w:t>
+      </w:r>
+    </w:p>
+    <w:p>
+      <w:r>
+        <w:drawing>
+          <wp:inline xmlns:a="http://schemas.openxmlformats.org/drawingml/2006/main" xmlns:pic="http://schemas.openxmlformats.org/drawingml/2006/picture">
+            <wp:extent cx="5400000" cy="3278571"/>
+            <wp:docPr id="2" name="Picture 2"/>
+            <wp:cNvGraphicFramePr>
+              <a:graphicFrameLocks noChangeAspect="1"/>
+            </wp:cNvGraphicFramePr>
+            <a:graphic>
+              <a:graphicData uri="http://schemas.openxmlformats.org/drawingml/2006/picture">
+                <pic:pic>
+                  <pic:nvPicPr>
+                    <pic:cNvPr id="0" name="devops_cnj_pr_detail_1.png"/>
+                    <pic:cNvPicPr/>
+                  </pic:nvPicPr>
+                  <pic:blipFill>
+                    <a:blip r:embed="rId14"/>
+                    <a:stretch>
+                      <a:fillRect/>
+                    </a:stretch>
+                  </pic:blipFill>
+                  <pic:spPr>
+                    <a:xfrm>
+                      <a:off x="0" y="0"/>
+                      <a:ext cx="5400000" cy="3278571"/>
+                    </a:xfrm>
+                    <a:prstGeom prst="rect"/>
+                  </pic:spPr>
+                </pic:pic>
+              </a:graphicData>
+            </a:graphic>
+          </wp:inline>
+        </w:drawing>
+      </w:r>
+    </w:p>
+    <w:p>
+      <w:r>
+        <w:t>Detalhe de Pull Request aprovado (2)</w:t>
+      </w:r>
+    </w:p>
+    <w:p>
+      <w:r>
+        <w:drawing>
+          <wp:inline xmlns:a="http://schemas.openxmlformats.org/drawingml/2006/main" xmlns:pic="http://schemas.openxmlformats.org/drawingml/2006/picture">
+            <wp:extent cx="5400000" cy="3278571"/>
+            <wp:docPr id="3" name="Picture 3"/>
+            <wp:cNvGraphicFramePr>
+              <a:graphicFrameLocks noChangeAspect="1"/>
+            </wp:cNvGraphicFramePr>
+            <a:graphic>
+              <a:graphicData uri="http://schemas.openxmlformats.org/drawingml/2006/picture">
+                <pic:pic>
+                  <pic:nvPicPr>
+                    <pic:cNvPr id="0" name="devops_cnj_pr_detail_2.png"/>
+                    <pic:cNvPicPr/>
+                  </pic:nvPicPr>
+                  <pic:blipFill>
+                    <a:blip r:embed="rId15"/>
+                    <a:stretch>
+                      <a:fillRect/>
+                    </a:stretch>
+                  </pic:blipFill>
+                  <pic:spPr>
+                    <a:xfrm>
+                      <a:off x="0" y="0"/>
+                      <a:ext cx="5400000" cy="3278571"/>
+                    </a:xfrm>
+                    <a:prstGeom prst="rect"/>
+                  </pic:spPr>
+                </pic:pic>
+              </a:graphicData>
+            </a:graphic>
+          </wp:inline>
+        </w:drawing>
+      </w:r>
+    </w:p>
+    <w:p>
+      <w:r>
+        <w:t>PR aprovado pelo revisor (1)</w:t>
+      </w:r>
+    </w:p>
+    <w:p>
+      <w:r>
+        <w:drawing>
+          <wp:inline xmlns:a="http://schemas.openxmlformats.org/drawingml/2006/main" xmlns:pic="http://schemas.openxmlformats.org/drawingml/2006/picture">
+            <wp:extent cx="5400000" cy="2787787"/>
+            <wp:docPr id="4" name="Picture 4"/>
+            <wp:cNvGraphicFramePr>
+              <a:graphicFrameLocks noChangeAspect="1"/>
+            </wp:cNvGraphicFramePr>
+            <a:graphic>
+              <a:graphicData uri="http://schemas.openxmlformats.org/drawingml/2006/picture">
+                <pic:pic>
+                  <pic:nvPicPr>
+                    <pic:cNvPr id="0" name="gco-pr-aprovado-1.png"/>
+                    <pic:cNvPicPr/>
+                  </pic:nvPicPr>
+                  <pic:blipFill>
+                    <a:blip r:embed="rId16"/>
+                    <a:stretch>
+                      <a:fillRect/>
+                    </a:stretch>
+                  </pic:blipFill>
+                  <pic:spPr>
+                    <a:xfrm>
+                      <a:off x="0" y="0"/>
+                      <a:ext cx="5400000" cy="2787787"/>
+                    </a:xfrm>
+                    <a:prstGeom prst="rect"/>
+                  </pic:spPr>
+                </pic:pic>
+              </a:graphicData>
+            </a:graphic>
+          </wp:inline>
+        </w:drawing>
+      </w:r>
+    </w:p>
+    <w:p>
+      <w:r>
+        <w:t>PR aprovado pelo revisor (2)</w:t>
+      </w:r>
+    </w:p>
+    <w:p>
+      <w:r>
+        <w:drawing>
+          <wp:inline xmlns:a="http://schemas.openxmlformats.org/drawingml/2006/main" xmlns:pic="http://schemas.openxmlformats.org/drawingml/2006/picture">
+            <wp:extent cx="5400000" cy="2908353"/>
+            <wp:docPr id="5" name="Picture 5"/>
+            <wp:cNvGraphicFramePr>
+              <a:graphicFrameLocks noChangeAspect="1"/>
+            </wp:cNvGraphicFramePr>
+            <a:graphic>
+              <a:graphicData uri="http://schemas.openxmlformats.org/drawingml/2006/picture">
+                <pic:pic>
+                  <pic:nvPicPr>
+                    <pic:cNvPr id="0" name="gco-pr-aprovado-2.png"/>
+                    <pic:cNvPicPr/>
+                  </pic:nvPicPr>
+                  <pic:blipFill>
+                    <a:blip r:embed="rId17"/>
+                    <a:stretch>
+                      <a:fillRect/>
+                    </a:stretch>
+                  </pic:blipFill>
+                  <pic:spPr>
+                    <a:xfrm>
+                      <a:off x="0" y="0"/>
+                      <a:ext cx="5400000" cy="2908353"/>
+                    </a:xfrm>
+                    <a:prstGeom prst="rect"/>
+                  </pic:spPr>
+                </pic:pic>
+              </a:graphicData>
+            </a:graphic>
+          </wp:inline>
+        </w:drawing>
+      </w:r>
     </w:p>
     <w:sectPr>
       <w:headerReference w:type="default" r:id="rId9"/>

--- a/mps-nivel-c/oficial/04_registros/AASP_CNJ/REV-AASPCNJ01-001_Registro-de-Revisao-por-Pares.docx
+++ b/mps-nivel-c/oficial/04_registros/AASP_CNJ/REV-AASPCNJ01-001_Registro-de-Revisao-por-Pares.docx
@@ -34,7 +34,7 @@
           <w:color w:val="555555"/>
           <w:sz w:val="20"/>
         </w:rPr>
-        <w:t>REV-AASPCNJ01-001   ·   Versão 1.0   ·   11/06/2026   ·   Timeware Brasil</w:t>
+        <w:t>REV-AASPCNJ01-001   ·   Versão 1.1   ·   17/06/2026   ·   Timeware Brasil</w:t>
       </w:r>
     </w:p>
     <w:p>
@@ -373,7 +373,7 @@
           <w:i w:val="0"/>
           <w:sz w:val="22"/>
         </w:rPr>
-        <w:t xml:space="preserve">A revisão por pares é conduzida via Pull Request no Azure DevOps. O merge de branches </w:t>
+        <w:t xml:space="preserve">A revisão por pares é conduzida via Merge Request no GitLab. O merge de branches </w:t>
       </w:r>
       <w:r>
         <w:rPr>
@@ -430,7 +430,7 @@
           <w:i w:val="0"/>
           <w:sz w:val="22"/>
         </w:rPr>
-        <w:t xml:space="preserve"> requer revisão de ao menos um membro da equipe além do autor (ver GCO-AASPCNJ01-001 §2). O Pull Request correspondente é o registro da revisão.</w:t>
+        <w:t xml:space="preserve"> requer revisão de ao menos um membro da equipe além do autor (ver GCO-AASPCNJ01-001 §2). O Merge Request correspondente é o registro da revisão.</w:t>
       </w:r>
     </w:p>
     <w:p>
@@ -1599,126 +1599,17 @@
     <w:p>
       <w:pPr>
         <w:pStyle w:val="ListBullet"/>
-        <w:spacing w:before="20" w:after="40"/>
       </w:pPr>
       <w:r>
-        <w:rPr>
-          <w:rFonts w:ascii="Courier New" w:hAnsi="Courier New"/>
-          <w:b w:val="0"/>
-          <w:i w:val="0"/>
-          <w:color w:val="333333"/>
-          <w:sz w:val="20"/>
-        </w:rPr>
-        <w:t>devops_cnj_prs.png</w:t>
-      </w:r>
-      <w:r>
-        <w:rPr>
-          <w:rFonts w:ascii="Calibri" w:hAnsi="Calibri"/>
-          <w:b w:val="0"/>
-          <w:i w:val="0"/>
-          <w:sz w:val="22"/>
-        </w:rPr>
-        <w:t xml:space="preserve"> — Pull Requests concluídos (code review)</w:t>
+        <w:t>gco-pr-aprovado-1.png — Merge Request !12 aprovado pelo Tech Lead (feature/23-segredo-instancia → develop)</w:t>
       </w:r>
     </w:p>
     <w:p>
       <w:pPr>
         <w:pStyle w:val="ListBullet"/>
-        <w:spacing w:before="20" w:after="40"/>
       </w:pPr>
       <w:r>
-        <w:rPr>
-          <w:rFonts w:ascii="Courier New" w:hAnsi="Courier New"/>
-          <w:b w:val="0"/>
-          <w:i w:val="0"/>
-          <w:color w:val="333333"/>
-          <w:sz w:val="20"/>
-        </w:rPr>
-        <w:t>devops_cnj_pr_detail_1.png</w:t>
-      </w:r>
-      <w:r>
-        <w:rPr>
-          <w:rFonts w:ascii="Calibri" w:hAnsi="Calibri"/>
-          <w:b w:val="0"/>
-          <w:i w:val="0"/>
-          <w:sz w:val="22"/>
-        </w:rPr>
-        <w:t xml:space="preserve"> — Detalhe de Pull Request aprovado (1)</w:t>
-      </w:r>
-    </w:p>
-    <w:p>
-      <w:pPr>
-        <w:pStyle w:val="ListBullet"/>
-        <w:spacing w:before="20" w:after="40"/>
-      </w:pPr>
-      <w:r>
-        <w:rPr>
-          <w:rFonts w:ascii="Courier New" w:hAnsi="Courier New"/>
-          <w:b w:val="0"/>
-          <w:i w:val="0"/>
-          <w:color w:val="333333"/>
-          <w:sz w:val="20"/>
-        </w:rPr>
-        <w:t>devops_cnj_pr_detail_2.png</w:t>
-      </w:r>
-      <w:r>
-        <w:rPr>
-          <w:rFonts w:ascii="Calibri" w:hAnsi="Calibri"/>
-          <w:b w:val="0"/>
-          <w:i w:val="0"/>
-          <w:sz w:val="22"/>
-        </w:rPr>
-        <w:t xml:space="preserve"> — Detalhe de Pull Request aprovado (2)</w:t>
-      </w:r>
-    </w:p>
-    <w:p>
-      <w:pPr>
-        <w:pStyle w:val="ListBullet"/>
-        <w:spacing w:before="20" w:after="40"/>
-      </w:pPr>
-      <w:r>
-        <w:rPr>
-          <w:rFonts w:ascii="Courier New" w:hAnsi="Courier New"/>
-          <w:b w:val="0"/>
-          <w:i w:val="0"/>
-          <w:color w:val="333333"/>
-          <w:sz w:val="20"/>
-        </w:rPr>
-        <w:t>gco-pr-aprovado-1.png</w:t>
-      </w:r>
-      <w:r>
-        <w:rPr>
-          <w:rFonts w:ascii="Calibri" w:hAnsi="Calibri"/>
-          <w:b w:val="0"/>
-          <w:i w:val="0"/>
-          <w:sz w:val="22"/>
-        </w:rPr>
-        <w:t xml:space="preserve"> — PR aprovado pelo revisor (1)</w:t>
-      </w:r>
-    </w:p>
-    <w:p>
-      <w:pPr>
-        <w:pStyle w:val="ListBullet"/>
-        <w:spacing w:before="20" w:after="40"/>
-      </w:pPr>
-      <w:r>
-        <w:rPr>
-          <w:rFonts w:ascii="Courier New" w:hAnsi="Courier New"/>
-          <w:b w:val="0"/>
-          <w:i w:val="0"/>
-          <w:color w:val="333333"/>
-          <w:sz w:val="20"/>
-        </w:rPr>
-        <w:t>gco-pr-aprovado-2.png</w:t>
-      </w:r>
-      <w:r>
-        <w:rPr>
-          <w:rFonts w:ascii="Calibri" w:hAnsi="Calibri"/>
-          <w:b w:val="0"/>
-          <w:i w:val="0"/>
-          <w:sz w:val="22"/>
-        </w:rPr>
-        <w:t xml:space="preserve"> — PR aprovado pelo revisor (2)</w:t>
+        <w:t>gco-pr-aprovado-2.png — Merge Request !13 aprovado pelo revisor (feature/27-retry-webhook → develop)</w:t>
       </w:r>
     </w:p>
     <w:p>
@@ -1968,6 +1859,48 @@
           </w:p>
         </w:tc>
       </w:tr>
+      <w:tr>
+        <w:tc>
+          <w:tcPr>
+            <w:tcW w:type="dxa" w:w="2225"/>
+          </w:tcPr>
+          <w:p>
+            <w:r>
+              <w:t>1.1</w:t>
+            </w:r>
+          </w:p>
+        </w:tc>
+        <w:tc>
+          <w:tcPr>
+            <w:tcW w:type="dxa" w:w="2225"/>
+          </w:tcPr>
+          <w:p>
+            <w:r>
+              <w:t>17/06/2026</w:t>
+            </w:r>
+          </w:p>
+        </w:tc>
+        <w:tc>
+          <w:tcPr>
+            <w:tcW w:type="dxa" w:w="2225"/>
+          </w:tcPr>
+          <w:p>
+            <w:r>
+              <w:t>Time de Melhoria Contínua</w:t>
+            </w:r>
+          </w:p>
+        </w:tc>
+        <w:tc>
+          <w:tcPr>
+            <w:tcW w:type="dxa" w:w="2225"/>
+          </w:tcPr>
+          <w:p>
+            <w:r>
+              <w:t>Plataforma corrigida (Azure DevOps → GitLab) e terminologia (Pull Request → Merge Request); evidências padronizadas para os Merge Requests do GitLab (removidos os prints do Azure DevOps).</w:t>
+            </w:r>
+          </w:p>
+        </w:tc>
+      </w:tr>
     </w:tbl>
     <w:p>
       <w:pPr>
@@ -1984,14 +1917,14 @@
     </w:p>
     <w:p>
       <w:r>
-        <w:t>Pull Requests concluídos (code review)</w:t>
+        <w:t>Merge Request !12 no GitLab — revisado e aprovado por Cézar Hiraki Velázquez (Tech Lead); Definition of Done completo</w:t>
       </w:r>
     </w:p>
     <w:p>
       <w:r>
         <w:drawing>
           <wp:inline xmlns:a="http://schemas.openxmlformats.org/drawingml/2006/main" xmlns:pic="http://schemas.openxmlformats.org/drawingml/2006/picture">
-            <wp:extent cx="5400000" cy="3278571"/>
+            <wp:extent cx="5400000" cy="3127304"/>
             <wp:docPr id="1" name="Picture 1"/>
             <wp:cNvGraphicFramePr>
               <a:graphicFrameLocks noChangeAspect="1"/>
@@ -2000,7 +1933,7 @@
               <a:graphicData uri="http://schemas.openxmlformats.org/drawingml/2006/picture">
                 <pic:pic>
                   <pic:nvPicPr>
-                    <pic:cNvPr id="0" name="devops_cnj_prs.png"/>
+                    <pic:cNvPr id="0" name="gco-pr-aprovado-1.png"/>
                     <pic:cNvPicPr/>
                   </pic:nvPicPr>
                   <pic:blipFill>
@@ -2012,7 +1945,7 @@
                   <pic:spPr>
                     <a:xfrm>
                       <a:off x="0" y="0"/>
-                      <a:ext cx="5400000" cy="3278571"/>
+                      <a:ext cx="5400000" cy="3127304"/>
                     </a:xfrm>
                     <a:prstGeom prst="rect"/>
                   </pic:spPr>
@@ -2025,14 +1958,14 @@
     </w:p>
     <w:p>
       <w:r>
-        <w:t>Detalhe de Pull Request aprovado (1)</w:t>
+        <w:t>Merge Request !13 no GitLab — Caroline Sousa, revisado por Cézar Hiraki Velázquez; fecha as issues #16 e #17</w:t>
       </w:r>
     </w:p>
     <w:p>
       <w:r>
         <w:drawing>
           <wp:inline xmlns:a="http://schemas.openxmlformats.org/drawingml/2006/main" xmlns:pic="http://schemas.openxmlformats.org/drawingml/2006/picture">
-            <wp:extent cx="5400000" cy="3278571"/>
+            <wp:extent cx="5400000" cy="3127304"/>
             <wp:docPr id="2" name="Picture 2"/>
             <wp:cNvGraphicFramePr>
               <a:graphicFrameLocks noChangeAspect="1"/>
@@ -2041,7 +1974,7 @@
               <a:graphicData uri="http://schemas.openxmlformats.org/drawingml/2006/picture">
                 <pic:pic>
                   <pic:nvPicPr>
-                    <pic:cNvPr id="0" name="devops_cnj_pr_detail_1.png"/>
+                    <pic:cNvPr id="0" name="gco-pr-aprovado-2.png"/>
                     <pic:cNvPicPr/>
                   </pic:nvPicPr>
                   <pic:blipFill>
@@ -2053,130 +1986,7 @@
                   <pic:spPr>
                     <a:xfrm>
                       <a:off x="0" y="0"/>
-                      <a:ext cx="5400000" cy="3278571"/>
-                    </a:xfrm>
-                    <a:prstGeom prst="rect"/>
-                  </pic:spPr>
-                </pic:pic>
-              </a:graphicData>
-            </a:graphic>
-          </wp:inline>
-        </w:drawing>
-      </w:r>
-    </w:p>
-    <w:p>
-      <w:r>
-        <w:t>Detalhe de Pull Request aprovado (2)</w:t>
-      </w:r>
-    </w:p>
-    <w:p>
-      <w:r>
-        <w:drawing>
-          <wp:inline xmlns:a="http://schemas.openxmlformats.org/drawingml/2006/main" xmlns:pic="http://schemas.openxmlformats.org/drawingml/2006/picture">
-            <wp:extent cx="5400000" cy="3278571"/>
-            <wp:docPr id="3" name="Picture 3"/>
-            <wp:cNvGraphicFramePr>
-              <a:graphicFrameLocks noChangeAspect="1"/>
-            </wp:cNvGraphicFramePr>
-            <a:graphic>
-              <a:graphicData uri="http://schemas.openxmlformats.org/drawingml/2006/picture">
-                <pic:pic>
-                  <pic:nvPicPr>
-                    <pic:cNvPr id="0" name="devops_cnj_pr_detail_2.png"/>
-                    <pic:cNvPicPr/>
-                  </pic:nvPicPr>
-                  <pic:blipFill>
-                    <a:blip r:embed="rId15"/>
-                    <a:stretch>
-                      <a:fillRect/>
-                    </a:stretch>
-                  </pic:blipFill>
-                  <pic:spPr>
-                    <a:xfrm>
-                      <a:off x="0" y="0"/>
-                      <a:ext cx="5400000" cy="3278571"/>
-                    </a:xfrm>
-                    <a:prstGeom prst="rect"/>
-                  </pic:spPr>
-                </pic:pic>
-              </a:graphicData>
-            </a:graphic>
-          </wp:inline>
-        </w:drawing>
-      </w:r>
-    </w:p>
-    <w:p>
-      <w:r>
-        <w:t>PR aprovado pelo revisor (1)</w:t>
-      </w:r>
-    </w:p>
-    <w:p>
-      <w:r>
-        <w:drawing>
-          <wp:inline xmlns:a="http://schemas.openxmlformats.org/drawingml/2006/main" xmlns:pic="http://schemas.openxmlformats.org/drawingml/2006/picture">
-            <wp:extent cx="5400000" cy="2787787"/>
-            <wp:docPr id="4" name="Picture 4"/>
-            <wp:cNvGraphicFramePr>
-              <a:graphicFrameLocks noChangeAspect="1"/>
-            </wp:cNvGraphicFramePr>
-            <a:graphic>
-              <a:graphicData uri="http://schemas.openxmlformats.org/drawingml/2006/picture">
-                <pic:pic>
-                  <pic:nvPicPr>
-                    <pic:cNvPr id="0" name="gco-pr-aprovado-1.png"/>
-                    <pic:cNvPicPr/>
-                  </pic:nvPicPr>
-                  <pic:blipFill>
-                    <a:blip r:embed="rId16"/>
-                    <a:stretch>
-                      <a:fillRect/>
-                    </a:stretch>
-                  </pic:blipFill>
-                  <pic:spPr>
-                    <a:xfrm>
-                      <a:off x="0" y="0"/>
-                      <a:ext cx="5400000" cy="2787787"/>
-                    </a:xfrm>
-                    <a:prstGeom prst="rect"/>
-                  </pic:spPr>
-                </pic:pic>
-              </a:graphicData>
-            </a:graphic>
-          </wp:inline>
-        </w:drawing>
-      </w:r>
-    </w:p>
-    <w:p>
-      <w:r>
-        <w:t>PR aprovado pelo revisor (2)</w:t>
-      </w:r>
-    </w:p>
-    <w:p>
-      <w:r>
-        <w:drawing>
-          <wp:inline xmlns:a="http://schemas.openxmlformats.org/drawingml/2006/main" xmlns:pic="http://schemas.openxmlformats.org/drawingml/2006/picture">
-            <wp:extent cx="5400000" cy="2908353"/>
-            <wp:docPr id="5" name="Picture 5"/>
-            <wp:cNvGraphicFramePr>
-              <a:graphicFrameLocks noChangeAspect="1"/>
-            </wp:cNvGraphicFramePr>
-            <a:graphic>
-              <a:graphicData uri="http://schemas.openxmlformats.org/drawingml/2006/picture">
-                <pic:pic>
-                  <pic:nvPicPr>
-                    <pic:cNvPr id="0" name="gco-pr-aprovado-2.png"/>
-                    <pic:cNvPicPr/>
-                  </pic:nvPicPr>
-                  <pic:blipFill>
-                    <a:blip r:embed="rId17"/>
-                    <a:stretch>
-                      <a:fillRect/>
-                    </a:stretch>
-                  </pic:blipFill>
-                  <pic:spPr>
-                    <a:xfrm>
-                      <a:off x="0" y="0"/>
-                      <a:ext cx="5400000" cy="2908353"/>
+                      <a:ext cx="5400000" cy="3127304"/>
                     </a:xfrm>
                     <a:prstGeom prst="rect"/>
                   </pic:spPr>

--- a/mps-nivel-c/oficial/04_registros/AASP_CNJ/REV-AASPCNJ01-001_Registro-de-Revisao-por-Pares.docx
+++ b/mps-nivel-c/oficial/04_registros/AASP_CNJ/REV-AASPCNJ01-001_Registro-de-Revisao-por-Pares.docx
@@ -1804,7 +1804,7 @@
                 <w:i w:val="0"/>
                 <w:sz w:val="20"/>
               </w:rPr>
-              <w:t>11/06/2026</w:t>
+              <w:t>30/04/2026</w:t>
             </w:r>
           </w:p>
         </w:tc>
@@ -1829,7 +1829,7 @@
                 <w:i w:val="0"/>
                 <w:sz w:val="20"/>
               </w:rPr>
-              <w:t>Time de Melhoria Contínua</w:t>
+              <w:t>Cézar Hiraki Velázquez (Tech Lead — revisor)</w:t>
             </w:r>
           </w:p>
         </w:tc>
@@ -1854,7 +1854,7 @@
                 <w:i w:val="0"/>
                 <w:sz w:val="20"/>
               </w:rPr>
-              <w:t>Registro da prática de revisão por pares, consolidado a partir do Registro de Projeto AASP_CNJ v1.0 (08/06/2026).</w:t>
+              <w:t>Registro da prática de revisão por pares.</w:t>
             </w:r>
           </w:p>
         </w:tc>
@@ -1886,7 +1886,7 @@
           </w:tcPr>
           <w:p>
             <w:r>
-              <w:t>Time de Melhoria Contínua</w:t>
+              <w:t>Cézar Hiraki Velázquez (Tech Lead — revisor)</w:t>
             </w:r>
           </w:p>
         </w:tc>

--- a/mps-nivel-c/oficial/04_registros/AASP_CNJ/REV-AASPCNJ01-001_Registro-de-Revisao-por-Pares.docx
+++ b/mps-nivel-c/oficial/04_registros/AASP_CNJ/REV-AASPCNJ01-001_Registro-de-Revisao-por-Pares.docx
@@ -338,7 +338,7 @@
                 <w:i w:val="0"/>
                 <w:sz w:val="20"/>
               </w:rPr>
-              <w:t>11/06/2026</w:t>
+              <w:t>17/06/2026</w:t>
             </w:r>
           </w:p>
         </w:tc>
@@ -1804,7 +1804,7 @@
                 <w:i w:val="0"/>
                 <w:sz w:val="20"/>
               </w:rPr>
-              <w:t>11/06/2026</w:t>
+              <w:t>04/06/2026</w:t>
             </w:r>
           </w:p>
         </w:tc>
@@ -1829,7 +1829,7 @@
                 <w:i w:val="0"/>
                 <w:sz w:val="20"/>
               </w:rPr>
-              <w:t>Time de Melhoria Contínua</w:t>
+              <w:t>Equipe Técnica</w:t>
             </w:r>
           </w:p>
         </w:tc>
@@ -1886,7 +1886,7 @@
           </w:tcPr>
           <w:p>
             <w:r>
-              <w:t>Time de Melhoria Contínua</w:t>
+              <w:t>Equipe Técnica</w:t>
             </w:r>
           </w:p>
         </w:tc>

--- a/mps-nivel-c/oficial/04_registros/AASP_CNJ/REV-AASPCNJ01-001_Registro-de-Revisao-por-Pares.docx
+++ b/mps-nivel-c/oficial/04_registros/AASP_CNJ/REV-AASPCNJ01-001_Registro-de-Revisao-por-Pares.docx
@@ -1854,7 +1854,7 @@
                 <w:i w:val="0"/>
                 <w:sz w:val="20"/>
               </w:rPr>
-              <w:t>Registro da prática de revisão por pares, consolidado a partir do Registro de Projeto AASP_CNJ v1.0 (08/06/2026).</w:t>
+              <w:t>Registro da prática de revisão por pares, consolidado a partir do Registro de Projeto AASP_CNJ v1.0.</w:t>
             </w:r>
           </w:p>
         </w:tc>

--- a/mps-nivel-c/oficial/04_registros/AASP_CNJ/REV-AASPCNJ01-001_Registro-de-Revisao-por-Pares.docx
+++ b/mps-nivel-c/oficial/04_registros/AASP_CNJ/REV-AASPCNJ01-001_Registro-de-Revisao-por-Pares.docx
@@ -34,7 +34,7 @@
           <w:color w:val="555555"/>
           <w:sz w:val="20"/>
         </w:rPr>
-        <w:t>REV-AASPCNJ01-001   ·   Versão 1.1   ·   17/06/2026   ·   Timeware Brasil</w:t>
+        <w:t>REV-AASPCNJ01-001   ·   Versão 1.2   ·   17/06/2026   ·   Timeware Brasil</w:t>
       </w:r>
     </w:p>
     <w:p>
@@ -430,7 +430,7 @@
           <w:i w:val="0"/>
           <w:sz w:val="22"/>
         </w:rPr>
-        <w:t xml:space="preserve"> requer revisão de ao menos um membro da equipe além do autor (ver GCO-AASPCNJ01-001 §2). O Merge Request correspondente é o registro da revisão.</w:t>
+        <w:t xml:space="preserve"> requer revisão de ao menos dois membros da equipe além do autor (ver GCO-AASPCNJ01-001 §2). O Merge Request correspondente é o registro da revisão.</w:t>
       </w:r>
     </w:p>
     <w:p>
@@ -629,7 +629,7 @@
                 <w:i w:val="0"/>
                 <w:sz w:val="20"/>
               </w:rPr>
-              <w:t>Membro da equipe distinto do autor (mínimo 1)</w:t>
+              <w:t>Membros da equipe distintos do autor (mínimo 2)</w:t>
             </w:r>
           </w:p>
         </w:tc>
@@ -1601,7 +1601,7 @@
         <w:pStyle w:val="ListBullet"/>
       </w:pPr>
       <w:r>
-        <w:t>gco-pr-aprovado-1.png — Merge Request !12 aprovado pelo Tech Lead (feature/23-segredo-instancia → develop)</w:t>
+        <w:t>gco-pr-aprovado-1.png — Merge Request !12 aprovado por Cézar Hiraki Velázquez (Tech Lead) e Abraão Oliveira (feature/23-segredo-instancia → develop)</w:t>
       </w:r>
     </w:p>
     <w:p>
@@ -1609,7 +1609,7 @@
         <w:pStyle w:val="ListBullet"/>
       </w:pPr>
       <w:r>
-        <w:t>gco-pr-aprovado-2.png — Merge Request !13 aprovado pelo revisor (feature/27-retry-webhook → develop)</w:t>
+        <w:t>gco-pr-aprovado-2.png — Merge Request !13 aprovado por Cézar Hiraki Velázquez e Raony Chagas (feature/27-retry-webhook → develop)</w:t>
       </w:r>
     </w:p>
     <w:p>
@@ -1901,6 +1901,48 @@
           </w:p>
         </w:tc>
       </w:tr>
+      <w:tr>
+        <w:tc>
+          <w:tcPr>
+            <w:tcW w:type="dxa" w:w="2225"/>
+          </w:tcPr>
+          <w:p>
+            <w:r>
+              <w:t>1.2</w:t>
+            </w:r>
+          </w:p>
+        </w:tc>
+        <w:tc>
+          <w:tcPr>
+            <w:tcW w:type="dxa" w:w="2225"/>
+          </w:tcPr>
+          <w:p>
+            <w:r>
+              <w:t>24/06/2026</w:t>
+            </w:r>
+          </w:p>
+        </w:tc>
+        <w:tc>
+          <w:tcPr>
+            <w:tcW w:type="dxa" w:w="2225"/>
+          </w:tcPr>
+          <w:p>
+            <w:r>
+              <w:t>Time de Melhoria Contínua</w:t>
+            </w:r>
+          </w:p>
+        </w:tc>
+        <w:tc>
+          <w:tcPr>
+            <w:tcW w:type="dxa" w:w="2225"/>
+          </w:tcPr>
+          <w:p>
+            <w:r>
+              <w:t>Reconciliação com o GitLab: 2 revisores por MR (antes 1); revisores reais de !12 (Cézar+Abraão) e !13 (Cézar+Raony).</w:t>
+            </w:r>
+          </w:p>
+        </w:tc>
+      </w:tr>
     </w:tbl>
     <w:p>
       <w:pPr>
@@ -1917,7 +1959,7 @@
     </w:p>
     <w:p>
       <w:r>
-        <w:t>Merge Request !12 no GitLab — revisado e aprovado por Cézar Hiraki Velázquez (Tech Lead); Definition of Done completo</w:t>
+        <w:t>Merge Request !12 no GitLab — revisado e aprovado por Cézar Hiraki Velázquez (Tech Lead) e Abraão Oliveira; Definition of Done completo</w:t>
       </w:r>
     </w:p>
     <w:p>
@@ -1958,7 +2000,7 @@
     </w:p>
     <w:p>
       <w:r>
-        <w:t>Merge Request !13 no GitLab — Caroline Sousa, revisado por Cézar Hiraki Velázquez; fecha as issues #16 e #17</w:t>
+        <w:t>Merge Request !13 no GitLab — Caroline Sousa, revisado por Cézar Hiraki Velázquez e Raony Chagas; fecha as issues #16 e #17</w:t>
       </w:r>
     </w:p>
     <w:p>
